--- a/Training Materials/15. React with Redux/Hands On Assignments/Redux Toolkit Assignment 2.docx
+++ b/Training Materials/15. React with Redux/Hands On Assignments/Redux Toolkit Assignment 2.docx
@@ -48,6 +48,14 @@
     </w:p>
     <w:sdt>
       <w:sdtPr>
+        <w:rPr>
+          <w:rFonts w:ascii="Calibri" w:eastAsiaTheme="minorEastAsia" w:hAnsi="Calibri" w:cstheme="minorBidi"/>
+          <w:b w:val="0"/>
+          <w:bCs w:val="0"/>
+          <w:color w:val="auto"/>
+          <w:sz w:val="22"/>
+          <w:szCs w:val="22"/>
+        </w:rPr>
         <w:id w:val="1778290716"/>
         <w:docPartObj>
           <w:docPartGallery w:val="Table of Contents"/>
@@ -56,11 +64,7 @@
       </w:sdtPr>
       <w:sdtEndPr>
         <w:rPr>
-          <w:rFonts w:ascii="Calibri" w:eastAsiaTheme="minorEastAsia" w:hAnsi="Calibri" w:cstheme="minorBidi"/>
           <w:noProof/>
-          <w:color w:val="auto"/>
-          <w:sz w:val="22"/>
-          <w:szCs w:val="22"/>
         </w:rPr>
       </w:sdtEndPr>
       <w:sdtContent>
@@ -1006,21 +1010,7 @@
                 <w:rStyle w:val="Hyperlink"/>
                 <w:noProof/>
               </w:rPr>
-              <w:t xml:space="preserve">Sample </w:t>
-            </w:r>
-            <w:r>
-              <w:rPr>
-                <w:rStyle w:val="Hyperlink"/>
-                <w:noProof/>
-              </w:rPr>
-              <w:t>S</w:t>
-            </w:r>
-            <w:r>
-              <w:rPr>
-                <w:rStyle w:val="Hyperlink"/>
-                <w:noProof/>
-              </w:rPr>
-              <w:t>creenshots</w:t>
+              <w:t>Sample Screenshots</w:t>
             </w:r>
             <w:r>
               <w:rPr>
@@ -1103,8 +1093,16 @@
       </w:r>
       <w:r>
         <w:br/>
-        <w:t>API: https://restcountries.com/v3.1/all?fields=cca3,name,region,population,flags</w:t>
+        <w:t xml:space="preserve">API: </w:t>
       </w:r>
+      <w:hyperlink r:id="rId8" w:history="1">
+        <w:r>
+          <w:rPr>
+            <w:rStyle w:val="Hyperlink"/>
+          </w:rPr>
+          <w:t>https://restcountries.com/v3.1/all?fields=cca3,name,region,population,flags</w:t>
+        </w:r>
+      </w:hyperlink>
     </w:p>
     <w:p>
       <w:pPr>
@@ -1886,6 +1884,9 @@
         <w:ind w:left="360" w:hanging="360"/>
       </w:pPr>
       <w:r>
+        <w:rPr>
+          <w:noProof/>
+        </w:rPr>
         <w:drawing>
           <wp:inline distT="0" distB="0" distL="0" distR="0" wp14:anchorId="3598A5AD" wp14:editId="62465C76">
             <wp:extent cx="5486400" cy="2171700"/>
@@ -1902,7 +1903,7 @@
                     <pic:cNvPicPr/>
                   </pic:nvPicPr>
                   <pic:blipFill>
-                    <a:blip r:embed="rId8"/>
+                    <a:blip r:embed="rId9"/>
                     <a:stretch>
                       <a:fillRect/>
                     </a:stretch>
@@ -1933,6 +1934,9 @@
         <w:ind w:left="360" w:hanging="360"/>
       </w:pPr>
       <w:r>
+        <w:rPr>
+          <w:noProof/>
+        </w:rPr>
         <w:lastRenderedPageBreak/>
         <w:drawing>
           <wp:inline distT="0" distB="0" distL="0" distR="0" wp14:anchorId="331B5106" wp14:editId="2227DA25">
@@ -1950,7 +1954,7 @@
                     <pic:cNvPicPr/>
                   </pic:nvPicPr>
                   <pic:blipFill>
-                    <a:blip r:embed="rId9"/>
+                    <a:blip r:embed="rId10"/>
                     <a:stretch>
                       <a:fillRect/>
                     </a:stretch>
@@ -1971,6 +1975,9 @@
         </w:drawing>
       </w:r>
       <w:r>
+        <w:rPr>
+          <w:noProof/>
+        </w:rPr>
         <w:drawing>
           <wp:inline distT="0" distB="0" distL="0" distR="0" wp14:anchorId="0AD3B340" wp14:editId="70A8BD73">
             <wp:extent cx="5486400" cy="3324225"/>
@@ -1987,7 +1994,7 @@
                     <pic:cNvPicPr/>
                   </pic:nvPicPr>
                   <pic:blipFill>
-                    <a:blip r:embed="rId10"/>
+                    <a:blip r:embed="rId11"/>
                     <a:stretch>
                       <a:fillRect/>
                     </a:stretch>
@@ -2032,7 +2039,7 @@
       </w:r>
     </w:p>
     <w:sectPr>
-      <w:footerReference w:type="default" r:id="rId11"/>
+      <w:footerReference w:type="default" r:id="rId12"/>
       <w:pgSz w:w="12240" w:h="15840"/>
       <w:pgMar w:top="1440" w:right="1800" w:bottom="1440" w:left="1800" w:header="720" w:footer="720" w:gutter="0"/>
       <w:cols w:space="720"/>
@@ -13767,6 +13774,18 @@
       <w:u w:val="single"/>
     </w:rPr>
   </w:style>
+  <w:style w:type="character" w:styleId="UnresolvedMention">
+    <w:name w:val="Unresolved Mention"/>
+    <w:basedOn w:val="DefaultParagraphFont"/>
+    <w:uiPriority w:val="99"/>
+    <w:semiHidden/>
+    <w:unhideWhenUsed/>
+    <w:rsid w:val="00577A7F"/>
+    <w:rPr>
+      <w:color w:val="605E5C"/>
+      <w:shd w:val="clear" w:color="auto" w:fill="E1DFDD"/>
+    </w:rPr>
+  </w:style>
 </w:styles>
 </file>
 
